--- a/phase 1 Project Report.docx
+++ b/phase 1 Project Report.docx
@@ -99,7 +99,11 @@
         </w:numPr>
       </w:pPr>
       <w:r>
-        <w:t>Member 2:</w:t>
+        <w:t>Member 2</w:t>
+      </w:r>
+      <w:proofErr w:type="gramStart"/>
+      <w:r>
+        <w:t>:</w:t>
       </w:r>
       <w:r>
         <w:rPr>
@@ -109,7 +113,11 @@
         <w:t xml:space="preserve">  </w:t>
       </w:r>
       <w:r>
-        <w:t>Maryam Al-</w:t>
+        <w:t>Maryam</w:t>
+      </w:r>
+      <w:proofErr w:type="gramEnd"/>
+      <w:r>
+        <w:t xml:space="preserve"> Al-</w:t>
       </w:r>
       <w:proofErr w:type="spellStart"/>
       <w:r>
@@ -151,6 +159,7 @@
       <w:r>
         <w:t xml:space="preserve"> </w:t>
       </w:r>
+      <w:proofErr w:type="gramStart"/>
       <w:r>
         <w:rPr>
           <w:rFonts w:hint="cs"/>
@@ -159,11 +168,9 @@
         <w:t xml:space="preserve">- </w:t>
       </w:r>
       <w:r>
-        <w:t xml:space="preserve"> </w:t>
-      </w:r>
-      <w:r>
-        <w:t>202001584</w:t>
-      </w:r>
+        <w:t xml:space="preserve"> 202001584</w:t>
+      </w:r>
+      <w:proofErr w:type="gramEnd"/>
     </w:p>
     <w:p>
       <w:pPr>
@@ -196,11 +203,9 @@
       </w:r>
     </w:p>
     <w:p>
-      <w:proofErr w:type="spellStart"/>
-      <w:r>
-        <w:t>ur</w:t>
-      </w:r>
-      <w:proofErr w:type="spellEnd"/>
+      <w:r>
+        <w:t>the</w:t>
+      </w:r>
       <w:r>
         <w:t xml:space="preserve"> project, </w:t>
       </w:r>
@@ -222,7 +227,15 @@
         <w:t>HTML, CSS, and Vanilla JavaScript</w:t>
       </w:r>
       <w:r>
-        <w:t xml:space="preserve">. The idea was to create something similar to a real social media app, but without using a backend. Instead, we stored all the data like users, posts, likes, and comments directly in the browser using </w:t>
+        <w:t xml:space="preserve">. The idea was to create something </w:t>
+      </w:r>
+      <w:proofErr w:type="gramStart"/>
+      <w:r>
+        <w:t>similar to</w:t>
+      </w:r>
+      <w:proofErr w:type="gramEnd"/>
+      <w:r>
+        <w:t xml:space="preserve"> a real social media app, but without using a backend. Instead, we stored all the data like users, posts, likes, and comments directly in the browser using </w:t>
       </w:r>
       <w:proofErr w:type="spellStart"/>
       <w:r>
@@ -239,7 +252,15 @@
     </w:p>
     <w:p>
       <w:r>
-        <w:t>Users can sign up, log in, create posts, and interact with others by liking and commenting. They can also edit their profile and see their own posts. Even though everything runs only on the front end, it still works pretty well and feels like a real application. This project helped us understand how websites work behind the scenes and how to manage data without a database.</w:t>
+        <w:t xml:space="preserve">Users can sign up, log in, create posts, and interact with others by liking and commenting. They can also edit their profile and see their own posts. Even though everything runs only on the front end, it still works </w:t>
+      </w:r>
+      <w:proofErr w:type="gramStart"/>
+      <w:r>
+        <w:t>pretty well</w:t>
+      </w:r>
+      <w:proofErr w:type="gramEnd"/>
+      <w:r>
+        <w:t xml:space="preserve"> and feels like a real application. This project helped us understand how websites work behind the scenes and how to manage data without a database.</w:t>
       </w:r>
     </w:p>
     <w:p/>
@@ -1257,39 +1278,38 @@
           <w:rPr>
             <w:rStyle w:val="Hyperlink"/>
           </w:rPr>
-          <w:t>durrah-da2209145/nex</w:t>
+          <w:t>durrah-da2209145/nexus-social</w:t>
+        </w:r>
+      </w:hyperlink>
+    </w:p>
+    <w:p>
+      <w:pPr>
+        <w:numPr>
+          <w:ilvl w:val="0"/>
+          <w:numId w:val="14"/>
+        </w:numPr>
+      </w:pPr>
+      <w:r>
+        <w:rPr>
+          <w:b/>
+          <w:bCs/>
+        </w:rPr>
+        <w:t>Live Demo URI (Optional):</w:t>
+      </w:r>
+      <w:hyperlink r:id="rId8" w:history="1">
+        <w:r>
+          <w:rPr>
+            <w:rStyle w:val="Hyperlink"/>
+          </w:rPr>
+          <w:t xml:space="preserve"> </w:t>
         </w:r>
         <w:r>
           <w:rPr>
             <w:rStyle w:val="Hyperlink"/>
           </w:rPr>
-          <w:t>u</w:t>
-        </w:r>
-        <w:r>
-          <w:rPr>
-            <w:rStyle w:val="Hyperlink"/>
-          </w:rPr>
-          <w:t>s-social</w:t>
+          <w:t>https://youtu.be/I-YC8sbSxWY</w:t>
         </w:r>
       </w:hyperlink>
-    </w:p>
-    <w:p>
-      <w:pPr>
-        <w:numPr>
-          <w:ilvl w:val="0"/>
-          <w:numId w:val="14"/>
-        </w:numPr>
-      </w:pPr>
-      <w:r>
-        <w:rPr>
-          <w:b/>
-          <w:bCs/>
-        </w:rPr>
-        <w:t>Live Demo URI (Optional):</w:t>
-      </w:r>
-      <w:r>
-        <w:t xml:space="preserve"> </w:t>
-      </w:r>
     </w:p>
     <w:p/>
     <w:sectPr>
@@ -4088,6 +4108,7 @@
   <w:style w:type="character" w:default="1" w:styleId="DefaultParagraphFont">
     <w:name w:val="Default Paragraph Font"/>
     <w:uiPriority w:val="1"/>
+    <w:semiHidden/>
     <w:unhideWhenUsed/>
   </w:style>
   <w:style w:type="table" w:default="1" w:styleId="TableNormal">
